--- a/Plano de ensino/Plano_de_Ensino_Texturizacao.docx
+++ b/Plano de ensino/Plano_de_Ensino_Texturizacao.docx
@@ -431,7 +431,7 @@
         <w:pStyle w:val="Compact"/>
       </w:pPr>
       <w:r>
-        <w:t xml:space="preserve">Produzir texturas artísticas por meio de pintura digital e uso de stencils no 3D Coat.</w:t>
+        <w:t xml:space="preserve">Produzir texturas artísticas por meio de pintura digital e uso de stencils no 3DCoatTextura.</w:t>
       </w:r>
     </w:p>
     <w:p>
@@ -542,7 +542,7 @@
         <w:pStyle w:val="Compact"/>
       </w:pPr>
       <w:r>
-        <w:t xml:space="preserve">Operação do pipeline de texturização: Blender → 3D Coat → Unity.</w:t>
+        <w:t xml:space="preserve">Operação do pipeline de texturização: Blender → 3DCoatTextura → Unity.</w:t>
       </w:r>
     </w:p>
     <w:p>
@@ -1001,7 +1001,7 @@
         <w:rPr>
           <w:b/>
         </w:rPr>
-        <w:t xml:space="preserve">3D Coat</w:t>
+        <w:t xml:space="preserve">3DCoatTextura</w:t>
       </w:r>
       <w:r>
         <w:t xml:space="preserve"> </w:t>
@@ -2097,7 +2097,7 @@
         <w:pStyle w:val="Compact"/>
       </w:pPr>
       <w:r>
-        <w:t xml:space="preserve">Workflow de criação de materiais no 3D Coat: camadas, projeção e exportação.</w:t>
+        <w:t xml:space="preserve">Workflow de criação de materiais no 3DCoatTextura: camadas, projeção e exportação.</w:t>
       </w:r>
     </w:p>
     <w:p>
@@ -2131,7 +2131,7 @@
         <w:pStyle w:val="Compact"/>
       </w:pPr>
       <w:r>
-        <w:t xml:space="preserve">Texturização artística por pintura digital e uso de stencils no 3D Coat.</w:t>
+        <w:t xml:space="preserve">Texturização artística por pintura digital e uso de stencils no 3DCoatTextura.</w:t>
       </w:r>
     </w:p>
     <w:p>
@@ -2788,18 +2788,18 @@
               <w:jc w:val="left"/>
             </w:pPr>
             <w:r>
-              <w:t xml:space="preserve">Workflow PBR no 3D Coat: camadas e exportação</w:t>
-            </w:r>
-          </w:p>
-        </w:tc>
-        <w:tc>
-          <w:p>
-            <w:pPr>
-              <w:pStyle w:val="Compact"/>
-              <w:jc w:val="left"/>
-            </w:pPr>
-            <w:r>
-              <w:t xml:space="preserve">Asset 01 texturizado no 3D Coat (mapas PBR)</w:t>
+              <w:t xml:space="preserve">Workflow PBR no 3DCoatTextura: camadas e exportação</w:t>
+            </w:r>
+          </w:p>
+        </w:tc>
+        <w:tc>
+          <w:p>
+            <w:pPr>
+              <w:pStyle w:val="Compact"/>
+              <w:jc w:val="left"/>
+            </w:pPr>
+            <w:r>
+              <w:t xml:space="preserve">Asset 01 texturizado no 3DCoatTextura (mapas PBR)</w:t>
             </w:r>
           </w:p>
         </w:tc>
